--- a/6 семестр/Проектирование информационных систем/Практическая работа №2/ВраженкоДО.docx
+++ b/6 семестр/Проектирование информационных систем/Практическая работа №2/ВраженкоДО.docx
@@ -18,8 +18,8 @@
       </w:tblPr>
       <w:tblGrid>
         <w:gridCol w:w="111"/>
-        <w:gridCol w:w="9482"/>
-        <w:gridCol w:w="88"/>
+        <w:gridCol w:w="9481"/>
+        <w:gridCol w:w="89"/>
       </w:tblGrid>
       <w:tr>
         <w:trPr>
@@ -28,7 +28,7 @@
         </w:trPr>
         <w:tc>
           <w:tcPr>
-            <w:tcW w:w="9593" w:type="dxa"/>
+            <w:tcW w:w="9592" w:type="dxa"/>
             <w:gridSpan w:val="2"/>
             <w:tcBorders/>
           </w:tcPr>
@@ -360,7 +360,7 @@
                     <mc:AlternateContent>
                       <mc:Choice Requires="wps">
                         <w:drawing>
-                          <wp:anchor distT="19050" distB="19050" distL="19050" distR="19050" simplePos="0" relativeHeight="3" behindDoc="0" locked="0" layoutInCell="1" allowOverlap="1">
+                          <wp:anchor distT="19050" distB="19050" distL="19050" distR="19050" simplePos="0" relativeHeight="4" behindDoc="0" locked="0" layoutInCell="1" allowOverlap="1">
                             <wp:simplePos x="0" y="0"/>
                             <wp:positionH relativeFrom="column">
                               <wp:posOffset>200025</wp:posOffset>
@@ -446,7 +446,7 @@
         </w:tc>
         <w:tc>
           <w:tcPr>
-            <w:tcW w:w="88" w:type="dxa"/>
+            <w:tcW w:w="89" w:type="dxa"/>
             <w:tcBorders/>
           </w:tcPr>
           <w:p>
@@ -1717,6 +1717,1788 @@
     </w:p>
     <w:p>
       <w:pPr>
+        <w:pStyle w:val="Heading1"/>
+        <w:ind w:hanging="0" w:left="0"/>
+        <w:rPr/>
+      </w:pPr>
+      <w:r>
+        <w:rPr/>
+        <w:t>Описание взаимодействия акторов с вариантами использования</w:t>
+      </w:r>
+    </w:p>
+    <w:tbl>
+      <w:tblPr>
+        <w:tblW w:w="5000" w:type="pct"/>
+        <w:jc w:val="left"/>
+        <w:tblInd w:w="55" w:type="dxa"/>
+        <w:tblLayout w:type="fixed"/>
+        <w:tblCellMar>
+          <w:top w:w="55" w:type="dxa"/>
+          <w:left w:w="55" w:type="dxa"/>
+          <w:bottom w:w="55" w:type="dxa"/>
+          <w:right w:w="55" w:type="dxa"/>
+        </w:tblCellMar>
+      </w:tblPr>
+      <w:tblGrid>
+        <w:gridCol w:w="3572"/>
+        <w:gridCol w:w="2438"/>
+        <w:gridCol w:w="3345"/>
+      </w:tblGrid>
+      <w:tr>
+        <w:trPr/>
+        <w:tc>
+          <w:tcPr>
+            <w:tcW w:w="3572" w:type="dxa"/>
+            <w:tcBorders>
+              <w:top w:val="single" w:sz="4" w:space="0" w:color="000000"/>
+              <w:left w:val="single" w:sz="4" w:space="0" w:color="000000"/>
+              <w:bottom w:val="single" w:sz="4" w:space="0" w:color="000000"/>
+            </w:tcBorders>
+          </w:tcPr>
+          <w:p>
+            <w:pPr>
+              <w:pStyle w:val="Style18"/>
+              <w:jc w:val="center"/>
+              <w:rPr>
+                <w:b/>
+                <w:bCs/>
+              </w:rPr>
+            </w:pPr>
+            <w:r>
+              <w:rPr>
+                <w:b/>
+                <w:bCs/>
+              </w:rPr>
+              <w:t>Актор / Вариант использования</w:t>
+            </w:r>
+          </w:p>
+        </w:tc>
+        <w:tc>
+          <w:tcPr>
+            <w:tcW w:w="2438" w:type="dxa"/>
+            <w:tcBorders>
+              <w:top w:val="single" w:sz="4" w:space="0" w:color="000000"/>
+              <w:left w:val="single" w:sz="4" w:space="0" w:color="000000"/>
+              <w:bottom w:val="single" w:sz="4" w:space="0" w:color="000000"/>
+            </w:tcBorders>
+          </w:tcPr>
+          <w:p>
+            <w:pPr>
+              <w:pStyle w:val="Style18"/>
+              <w:jc w:val="center"/>
+              <w:rPr>
+                <w:b/>
+                <w:bCs/>
+              </w:rPr>
+            </w:pPr>
+            <w:r>
+              <w:rPr>
+                <w:b/>
+                <w:bCs/>
+              </w:rPr>
+              <w:t>Тип связи</w:t>
+            </w:r>
+          </w:p>
+        </w:tc>
+        <w:tc>
+          <w:tcPr>
+            <w:tcW w:w="3345" w:type="dxa"/>
+            <w:tcBorders>
+              <w:top w:val="single" w:sz="4" w:space="0" w:color="000000"/>
+              <w:left w:val="single" w:sz="4" w:space="0" w:color="000000"/>
+              <w:bottom w:val="single" w:sz="4" w:space="0" w:color="000000"/>
+              <w:right w:val="single" w:sz="4" w:space="0" w:color="000000"/>
+            </w:tcBorders>
+          </w:tcPr>
+          <w:p>
+            <w:pPr>
+              <w:pStyle w:val="Style18"/>
+              <w:jc w:val="center"/>
+              <w:rPr>
+                <w:b/>
+                <w:bCs/>
+              </w:rPr>
+            </w:pPr>
+            <w:r>
+              <w:rPr>
+                <w:b/>
+                <w:bCs/>
+              </w:rPr>
+              <w:t>Вариант использования</w:t>
+            </w:r>
+          </w:p>
+        </w:tc>
+      </w:tr>
+      <w:tr>
+        <w:trPr/>
+        <w:tc>
+          <w:tcPr>
+            <w:tcW w:w="3572" w:type="dxa"/>
+            <w:tcBorders>
+              <w:left w:val="single" w:sz="4" w:space="0" w:color="000000"/>
+              <w:bottom w:val="single" w:sz="4" w:space="0" w:color="000000"/>
+            </w:tcBorders>
+          </w:tcPr>
+          <w:p>
+            <w:pPr>
+              <w:pStyle w:val="Style18"/>
+              <w:rPr/>
+            </w:pPr>
+            <w:r>
+              <w:rPr/>
+              <w:t>Студент</w:t>
+            </w:r>
+          </w:p>
+        </w:tc>
+        <w:tc>
+          <w:tcPr>
+            <w:tcW w:w="2438" w:type="dxa"/>
+            <w:tcBorders>
+              <w:left w:val="single" w:sz="4" w:space="0" w:color="000000"/>
+              <w:bottom w:val="single" w:sz="4" w:space="0" w:color="000000"/>
+            </w:tcBorders>
+          </w:tcPr>
+          <w:p>
+            <w:pPr>
+              <w:pStyle w:val="Style18"/>
+              <w:rPr/>
+            </w:pPr>
+            <w:r>
+              <w:rPr/>
+              <w:t>Ассоциация</w:t>
+            </w:r>
+          </w:p>
+        </w:tc>
+        <w:tc>
+          <w:tcPr>
+            <w:tcW w:w="3345" w:type="dxa"/>
+            <w:tcBorders>
+              <w:left w:val="single" w:sz="4" w:space="0" w:color="000000"/>
+              <w:bottom w:val="single" w:sz="4" w:space="0" w:color="000000"/>
+              <w:right w:val="single" w:sz="4" w:space="0" w:color="000000"/>
+            </w:tcBorders>
+          </w:tcPr>
+          <w:p>
+            <w:pPr>
+              <w:pStyle w:val="Style18"/>
+              <w:rPr/>
+            </w:pPr>
+            <w:r>
+              <w:rPr/>
+              <w:t>Управление подписками</w:t>
+            </w:r>
+          </w:p>
+        </w:tc>
+      </w:tr>
+      <w:tr>
+        <w:trPr/>
+        <w:tc>
+          <w:tcPr>
+            <w:tcW w:w="3572" w:type="dxa"/>
+            <w:tcBorders>
+              <w:left w:val="single" w:sz="4" w:space="0" w:color="000000"/>
+              <w:bottom w:val="single" w:sz="4" w:space="0" w:color="000000"/>
+            </w:tcBorders>
+          </w:tcPr>
+          <w:p>
+            <w:pPr>
+              <w:pStyle w:val="Style18"/>
+              <w:rPr/>
+            </w:pPr>
+            <w:r>
+              <w:rPr/>
+              <w:t>Студент</w:t>
+            </w:r>
+          </w:p>
+        </w:tc>
+        <w:tc>
+          <w:tcPr>
+            <w:tcW w:w="2438" w:type="dxa"/>
+            <w:tcBorders>
+              <w:left w:val="single" w:sz="4" w:space="0" w:color="000000"/>
+              <w:bottom w:val="single" w:sz="4" w:space="0" w:color="000000"/>
+            </w:tcBorders>
+          </w:tcPr>
+          <w:p>
+            <w:pPr>
+              <w:pStyle w:val="Style18"/>
+              <w:rPr/>
+            </w:pPr>
+            <w:r>
+              <w:rPr/>
+              <w:t>Ассоциация</w:t>
+            </w:r>
+          </w:p>
+        </w:tc>
+        <w:tc>
+          <w:tcPr>
+            <w:tcW w:w="3345" w:type="dxa"/>
+            <w:tcBorders>
+              <w:left w:val="single" w:sz="4" w:space="0" w:color="000000"/>
+              <w:bottom w:val="single" w:sz="4" w:space="0" w:color="000000"/>
+              <w:right w:val="single" w:sz="4" w:space="0" w:color="000000"/>
+            </w:tcBorders>
+          </w:tcPr>
+          <w:p>
+            <w:pPr>
+              <w:pStyle w:val="Style18"/>
+              <w:rPr/>
+            </w:pPr>
+            <w:r>
+              <w:rPr/>
+              <w:t>Отправка уведомлений</w:t>
+            </w:r>
+          </w:p>
+        </w:tc>
+      </w:tr>
+      <w:tr>
+        <w:trPr/>
+        <w:tc>
+          <w:tcPr>
+            <w:tcW w:w="3572" w:type="dxa"/>
+            <w:tcBorders>
+              <w:left w:val="single" w:sz="4" w:space="0" w:color="000000"/>
+              <w:bottom w:val="single" w:sz="4" w:space="0" w:color="000000"/>
+            </w:tcBorders>
+          </w:tcPr>
+          <w:p>
+            <w:pPr>
+              <w:pStyle w:val="Style18"/>
+              <w:rPr/>
+            </w:pPr>
+            <w:r>
+              <w:rPr/>
+              <w:t>Студент</w:t>
+            </w:r>
+          </w:p>
+        </w:tc>
+        <w:tc>
+          <w:tcPr>
+            <w:tcW w:w="2438" w:type="dxa"/>
+            <w:tcBorders>
+              <w:left w:val="single" w:sz="4" w:space="0" w:color="000000"/>
+              <w:bottom w:val="single" w:sz="4" w:space="0" w:color="000000"/>
+            </w:tcBorders>
+          </w:tcPr>
+          <w:p>
+            <w:pPr>
+              <w:pStyle w:val="Style18"/>
+              <w:rPr/>
+            </w:pPr>
+            <w:r>
+              <w:rPr/>
+              <w:t>Направленная ассоциация</w:t>
+            </w:r>
+          </w:p>
+        </w:tc>
+        <w:tc>
+          <w:tcPr>
+            <w:tcW w:w="3345" w:type="dxa"/>
+            <w:tcBorders>
+              <w:left w:val="single" w:sz="4" w:space="0" w:color="000000"/>
+              <w:bottom w:val="single" w:sz="4" w:space="0" w:color="000000"/>
+              <w:right w:val="single" w:sz="4" w:space="0" w:color="000000"/>
+            </w:tcBorders>
+          </w:tcPr>
+          <w:p>
+            <w:pPr>
+              <w:pStyle w:val="Style18"/>
+              <w:rPr/>
+            </w:pPr>
+            <w:r>
+              <w:rPr/>
+              <w:t>Просмотр учебного контента</w:t>
+            </w:r>
+          </w:p>
+        </w:tc>
+      </w:tr>
+      <w:tr>
+        <w:trPr/>
+        <w:tc>
+          <w:tcPr>
+            <w:tcW w:w="3572" w:type="dxa"/>
+            <w:tcBorders>
+              <w:left w:val="single" w:sz="4" w:space="0" w:color="000000"/>
+              <w:bottom w:val="single" w:sz="4" w:space="0" w:color="000000"/>
+            </w:tcBorders>
+          </w:tcPr>
+          <w:p>
+            <w:pPr>
+              <w:pStyle w:val="Style18"/>
+              <w:rPr/>
+            </w:pPr>
+            <w:r>
+              <w:rPr/>
+              <w:t>Студент</w:t>
+            </w:r>
+          </w:p>
+        </w:tc>
+        <w:tc>
+          <w:tcPr>
+            <w:tcW w:w="2438" w:type="dxa"/>
+            <w:tcBorders>
+              <w:left w:val="single" w:sz="4" w:space="0" w:color="000000"/>
+              <w:bottom w:val="single" w:sz="4" w:space="0" w:color="000000"/>
+            </w:tcBorders>
+          </w:tcPr>
+          <w:p>
+            <w:pPr>
+              <w:pStyle w:val="Style18"/>
+              <w:rPr/>
+            </w:pPr>
+            <w:r>
+              <w:rPr/>
+              <w:t>Ассоциация</w:t>
+            </w:r>
+          </w:p>
+        </w:tc>
+        <w:tc>
+          <w:tcPr>
+            <w:tcW w:w="3345" w:type="dxa"/>
+            <w:tcBorders>
+              <w:left w:val="single" w:sz="4" w:space="0" w:color="000000"/>
+              <w:bottom w:val="single" w:sz="4" w:space="0" w:color="000000"/>
+              <w:right w:val="single" w:sz="4" w:space="0" w:color="000000"/>
+            </w:tcBorders>
+          </w:tcPr>
+          <w:p>
+            <w:pPr>
+              <w:pStyle w:val="Style18"/>
+              <w:rPr/>
+            </w:pPr>
+            <w:r>
+              <w:rPr/>
+              <w:t>Просмотр расписания</w:t>
+            </w:r>
+          </w:p>
+        </w:tc>
+      </w:tr>
+      <w:tr>
+        <w:trPr/>
+        <w:tc>
+          <w:tcPr>
+            <w:tcW w:w="3572" w:type="dxa"/>
+            <w:tcBorders>
+              <w:left w:val="single" w:sz="4" w:space="0" w:color="000000"/>
+              <w:bottom w:val="single" w:sz="4" w:space="0" w:color="000000"/>
+            </w:tcBorders>
+          </w:tcPr>
+          <w:p>
+            <w:pPr>
+              <w:pStyle w:val="Style18"/>
+              <w:rPr/>
+            </w:pPr>
+            <w:r>
+              <w:rPr/>
+              <w:t>Студент</w:t>
+            </w:r>
+          </w:p>
+        </w:tc>
+        <w:tc>
+          <w:tcPr>
+            <w:tcW w:w="2438" w:type="dxa"/>
+            <w:tcBorders>
+              <w:left w:val="single" w:sz="4" w:space="0" w:color="000000"/>
+              <w:bottom w:val="single" w:sz="4" w:space="0" w:color="000000"/>
+            </w:tcBorders>
+          </w:tcPr>
+          <w:p>
+            <w:pPr>
+              <w:pStyle w:val="Style18"/>
+              <w:rPr/>
+            </w:pPr>
+            <w:r>
+              <w:rPr/>
+              <w:t>Направленная ассоциация</w:t>
+            </w:r>
+          </w:p>
+        </w:tc>
+        <w:tc>
+          <w:tcPr>
+            <w:tcW w:w="3345" w:type="dxa"/>
+            <w:tcBorders>
+              <w:left w:val="single" w:sz="4" w:space="0" w:color="000000"/>
+              <w:bottom w:val="single" w:sz="4" w:space="0" w:color="000000"/>
+              <w:right w:val="single" w:sz="4" w:space="0" w:color="000000"/>
+            </w:tcBorders>
+          </w:tcPr>
+          <w:p>
+            <w:pPr>
+              <w:pStyle w:val="Style18"/>
+              <w:rPr/>
+            </w:pPr>
+            <w:r>
+              <w:rPr/>
+              <w:t>Авторизация</w:t>
+            </w:r>
+          </w:p>
+        </w:tc>
+      </w:tr>
+      <w:tr>
+        <w:trPr/>
+        <w:tc>
+          <w:tcPr>
+            <w:tcW w:w="3572" w:type="dxa"/>
+            <w:tcBorders>
+              <w:left w:val="single" w:sz="4" w:space="0" w:color="000000"/>
+              <w:bottom w:val="single" w:sz="4" w:space="0" w:color="000000"/>
+            </w:tcBorders>
+          </w:tcPr>
+          <w:p>
+            <w:pPr>
+              <w:pStyle w:val="Style18"/>
+              <w:rPr/>
+            </w:pPr>
+            <w:r>
+              <w:rPr/>
+              <w:t>Преподаватель</w:t>
+            </w:r>
+          </w:p>
+        </w:tc>
+        <w:tc>
+          <w:tcPr>
+            <w:tcW w:w="2438" w:type="dxa"/>
+            <w:tcBorders>
+              <w:left w:val="single" w:sz="4" w:space="0" w:color="000000"/>
+              <w:bottom w:val="single" w:sz="4" w:space="0" w:color="000000"/>
+            </w:tcBorders>
+          </w:tcPr>
+          <w:p>
+            <w:pPr>
+              <w:pStyle w:val="Style18"/>
+              <w:rPr/>
+            </w:pPr>
+            <w:r>
+              <w:rPr/>
+              <w:t>Направленная ассоциация</w:t>
+            </w:r>
+          </w:p>
+        </w:tc>
+        <w:tc>
+          <w:tcPr>
+            <w:tcW w:w="3345" w:type="dxa"/>
+            <w:tcBorders>
+              <w:left w:val="single" w:sz="4" w:space="0" w:color="000000"/>
+              <w:bottom w:val="single" w:sz="4" w:space="0" w:color="000000"/>
+              <w:right w:val="single" w:sz="4" w:space="0" w:color="000000"/>
+            </w:tcBorders>
+          </w:tcPr>
+          <w:p>
+            <w:pPr>
+              <w:pStyle w:val="Style18"/>
+              <w:rPr/>
+            </w:pPr>
+            <w:r>
+              <w:rPr/>
+              <w:t>Работа с учебным контентом</w:t>
+            </w:r>
+          </w:p>
+        </w:tc>
+      </w:tr>
+      <w:tr>
+        <w:trPr/>
+        <w:tc>
+          <w:tcPr>
+            <w:tcW w:w="3572" w:type="dxa"/>
+            <w:tcBorders>
+              <w:left w:val="single" w:sz="4" w:space="0" w:color="000000"/>
+              <w:bottom w:val="single" w:sz="4" w:space="0" w:color="000000"/>
+            </w:tcBorders>
+          </w:tcPr>
+          <w:p>
+            <w:pPr>
+              <w:pStyle w:val="Style18"/>
+              <w:rPr/>
+            </w:pPr>
+            <w:r>
+              <w:rPr/>
+              <w:t>Преподаватель</w:t>
+            </w:r>
+          </w:p>
+        </w:tc>
+        <w:tc>
+          <w:tcPr>
+            <w:tcW w:w="2438" w:type="dxa"/>
+            <w:tcBorders>
+              <w:left w:val="single" w:sz="4" w:space="0" w:color="000000"/>
+              <w:bottom w:val="single" w:sz="4" w:space="0" w:color="000000"/>
+            </w:tcBorders>
+          </w:tcPr>
+          <w:p>
+            <w:pPr>
+              <w:pStyle w:val="Style18"/>
+              <w:rPr/>
+            </w:pPr>
+            <w:r>
+              <w:rPr/>
+              <w:t>Ассоциация</w:t>
+            </w:r>
+          </w:p>
+        </w:tc>
+        <w:tc>
+          <w:tcPr>
+            <w:tcW w:w="3345" w:type="dxa"/>
+            <w:tcBorders>
+              <w:left w:val="single" w:sz="4" w:space="0" w:color="000000"/>
+              <w:bottom w:val="single" w:sz="4" w:space="0" w:color="000000"/>
+              <w:right w:val="single" w:sz="4" w:space="0" w:color="000000"/>
+            </w:tcBorders>
+          </w:tcPr>
+          <w:p>
+            <w:pPr>
+              <w:pStyle w:val="Style18"/>
+              <w:rPr/>
+            </w:pPr>
+            <w:r>
+              <w:rPr/>
+              <w:t>Просмотр расписания</w:t>
+            </w:r>
+          </w:p>
+        </w:tc>
+      </w:tr>
+      <w:tr>
+        <w:trPr/>
+        <w:tc>
+          <w:tcPr>
+            <w:tcW w:w="3572" w:type="dxa"/>
+            <w:tcBorders>
+              <w:left w:val="single" w:sz="4" w:space="0" w:color="000000"/>
+              <w:bottom w:val="single" w:sz="4" w:space="0" w:color="000000"/>
+            </w:tcBorders>
+          </w:tcPr>
+          <w:p>
+            <w:pPr>
+              <w:pStyle w:val="Style18"/>
+              <w:rPr/>
+            </w:pPr>
+            <w:r>
+              <w:rPr/>
+              <w:t>Преподаватель</w:t>
+            </w:r>
+          </w:p>
+        </w:tc>
+        <w:tc>
+          <w:tcPr>
+            <w:tcW w:w="2438" w:type="dxa"/>
+            <w:tcBorders>
+              <w:left w:val="single" w:sz="4" w:space="0" w:color="000000"/>
+              <w:bottom w:val="single" w:sz="4" w:space="0" w:color="000000"/>
+            </w:tcBorders>
+          </w:tcPr>
+          <w:p>
+            <w:pPr>
+              <w:pStyle w:val="Style18"/>
+              <w:rPr/>
+            </w:pPr>
+            <w:r>
+              <w:rPr/>
+              <w:t>Направленная ассоциация</w:t>
+            </w:r>
+          </w:p>
+        </w:tc>
+        <w:tc>
+          <w:tcPr>
+            <w:tcW w:w="3345" w:type="dxa"/>
+            <w:tcBorders>
+              <w:left w:val="single" w:sz="4" w:space="0" w:color="000000"/>
+              <w:bottom w:val="single" w:sz="4" w:space="0" w:color="000000"/>
+              <w:right w:val="single" w:sz="4" w:space="0" w:color="000000"/>
+            </w:tcBorders>
+          </w:tcPr>
+          <w:p>
+            <w:pPr>
+              <w:pStyle w:val="Style18"/>
+              <w:rPr/>
+            </w:pPr>
+            <w:r>
+              <w:rPr/>
+              <w:t>Авторизация</w:t>
+            </w:r>
+          </w:p>
+        </w:tc>
+      </w:tr>
+      <w:tr>
+        <w:trPr/>
+        <w:tc>
+          <w:tcPr>
+            <w:tcW w:w="3572" w:type="dxa"/>
+            <w:tcBorders>
+              <w:left w:val="single" w:sz="4" w:space="0" w:color="000000"/>
+              <w:bottom w:val="single" w:sz="4" w:space="0" w:color="000000"/>
+            </w:tcBorders>
+          </w:tcPr>
+          <w:p>
+            <w:pPr>
+              <w:pStyle w:val="Style18"/>
+              <w:rPr/>
+            </w:pPr>
+            <w:r>
+              <w:rPr/>
+              <w:t>Администратор</w:t>
+            </w:r>
+          </w:p>
+        </w:tc>
+        <w:tc>
+          <w:tcPr>
+            <w:tcW w:w="2438" w:type="dxa"/>
+            <w:tcBorders>
+              <w:left w:val="single" w:sz="4" w:space="0" w:color="000000"/>
+              <w:bottom w:val="single" w:sz="4" w:space="0" w:color="000000"/>
+            </w:tcBorders>
+          </w:tcPr>
+          <w:p>
+            <w:pPr>
+              <w:pStyle w:val="Style18"/>
+              <w:rPr/>
+            </w:pPr>
+            <w:r>
+              <w:rPr/>
+              <w:t>Направленная ассоциация</w:t>
+            </w:r>
+          </w:p>
+        </w:tc>
+        <w:tc>
+          <w:tcPr>
+            <w:tcW w:w="3345" w:type="dxa"/>
+            <w:tcBorders>
+              <w:left w:val="single" w:sz="4" w:space="0" w:color="000000"/>
+              <w:bottom w:val="single" w:sz="4" w:space="0" w:color="000000"/>
+              <w:right w:val="single" w:sz="4" w:space="0" w:color="000000"/>
+            </w:tcBorders>
+          </w:tcPr>
+          <w:p>
+            <w:pPr>
+              <w:pStyle w:val="Style18"/>
+              <w:rPr/>
+            </w:pPr>
+            <w:r>
+              <w:rPr/>
+              <w:t>Авторизация</w:t>
+            </w:r>
+          </w:p>
+        </w:tc>
+      </w:tr>
+      <w:tr>
+        <w:trPr/>
+        <w:tc>
+          <w:tcPr>
+            <w:tcW w:w="3572" w:type="dxa"/>
+            <w:tcBorders>
+              <w:left w:val="single" w:sz="4" w:space="0" w:color="000000"/>
+              <w:bottom w:val="single" w:sz="4" w:space="0" w:color="000000"/>
+            </w:tcBorders>
+          </w:tcPr>
+          <w:p>
+            <w:pPr>
+              <w:pStyle w:val="Style18"/>
+              <w:rPr/>
+            </w:pPr>
+            <w:r>
+              <w:rPr/>
+              <w:t>Администратор</w:t>
+            </w:r>
+          </w:p>
+        </w:tc>
+        <w:tc>
+          <w:tcPr>
+            <w:tcW w:w="2438" w:type="dxa"/>
+            <w:tcBorders>
+              <w:left w:val="single" w:sz="4" w:space="0" w:color="000000"/>
+              <w:bottom w:val="single" w:sz="4" w:space="0" w:color="000000"/>
+            </w:tcBorders>
+          </w:tcPr>
+          <w:p>
+            <w:pPr>
+              <w:pStyle w:val="Style18"/>
+              <w:rPr/>
+            </w:pPr>
+            <w:r>
+              <w:rPr/>
+              <w:t>Ассоциация</w:t>
+            </w:r>
+          </w:p>
+        </w:tc>
+        <w:tc>
+          <w:tcPr>
+            <w:tcW w:w="3345" w:type="dxa"/>
+            <w:tcBorders>
+              <w:left w:val="single" w:sz="4" w:space="0" w:color="000000"/>
+              <w:bottom w:val="single" w:sz="4" w:space="0" w:color="000000"/>
+              <w:right w:val="single" w:sz="4" w:space="0" w:color="000000"/>
+            </w:tcBorders>
+          </w:tcPr>
+          <w:p>
+            <w:pPr>
+              <w:pStyle w:val="Style18"/>
+              <w:rPr/>
+            </w:pPr>
+            <w:r>
+              <w:rPr/>
+              <w:t>Управление пользователями</w:t>
+            </w:r>
+          </w:p>
+        </w:tc>
+      </w:tr>
+      <w:tr>
+        <w:trPr/>
+        <w:tc>
+          <w:tcPr>
+            <w:tcW w:w="3572" w:type="dxa"/>
+            <w:tcBorders>
+              <w:left w:val="single" w:sz="4" w:space="0" w:color="000000"/>
+              <w:bottom w:val="single" w:sz="4" w:space="0" w:color="000000"/>
+            </w:tcBorders>
+          </w:tcPr>
+          <w:p>
+            <w:pPr>
+              <w:pStyle w:val="Style18"/>
+              <w:rPr/>
+            </w:pPr>
+            <w:r>
+              <w:rPr/>
+              <w:t>Администратор</w:t>
+            </w:r>
+          </w:p>
+        </w:tc>
+        <w:tc>
+          <w:tcPr>
+            <w:tcW w:w="2438" w:type="dxa"/>
+            <w:tcBorders>
+              <w:left w:val="single" w:sz="4" w:space="0" w:color="000000"/>
+              <w:bottom w:val="single" w:sz="4" w:space="0" w:color="000000"/>
+            </w:tcBorders>
+          </w:tcPr>
+          <w:p>
+            <w:pPr>
+              <w:pStyle w:val="Style18"/>
+              <w:rPr/>
+            </w:pPr>
+            <w:r>
+              <w:rPr/>
+              <w:t>Ассоциация</w:t>
+            </w:r>
+          </w:p>
+        </w:tc>
+        <w:tc>
+          <w:tcPr>
+            <w:tcW w:w="3345" w:type="dxa"/>
+            <w:tcBorders>
+              <w:left w:val="single" w:sz="4" w:space="0" w:color="000000"/>
+              <w:bottom w:val="single" w:sz="4" w:space="0" w:color="000000"/>
+              <w:right w:val="single" w:sz="4" w:space="0" w:color="000000"/>
+            </w:tcBorders>
+          </w:tcPr>
+          <w:p>
+            <w:pPr>
+              <w:pStyle w:val="Style18"/>
+              <w:rPr/>
+            </w:pPr>
+            <w:r>
+              <w:rPr/>
+              <w:t>Логирование и отчетность</w:t>
+            </w:r>
+          </w:p>
+        </w:tc>
+      </w:tr>
+      <w:tr>
+        <w:trPr/>
+        <w:tc>
+          <w:tcPr>
+            <w:tcW w:w="3572" w:type="dxa"/>
+            <w:tcBorders>
+              <w:left w:val="single" w:sz="4" w:space="0" w:color="000000"/>
+              <w:bottom w:val="single" w:sz="4" w:space="0" w:color="000000"/>
+            </w:tcBorders>
+          </w:tcPr>
+          <w:p>
+            <w:pPr>
+              <w:pStyle w:val="Style18"/>
+              <w:rPr/>
+            </w:pPr>
+            <w:r>
+              <w:rPr/>
+              <w:t>Администратор</w:t>
+            </w:r>
+          </w:p>
+        </w:tc>
+        <w:tc>
+          <w:tcPr>
+            <w:tcW w:w="2438" w:type="dxa"/>
+            <w:tcBorders>
+              <w:left w:val="single" w:sz="4" w:space="0" w:color="000000"/>
+              <w:bottom w:val="single" w:sz="4" w:space="0" w:color="000000"/>
+            </w:tcBorders>
+          </w:tcPr>
+          <w:p>
+            <w:pPr>
+              <w:pStyle w:val="Style18"/>
+              <w:rPr/>
+            </w:pPr>
+            <w:r>
+              <w:rPr/>
+              <w:t>Ассоциация</w:t>
+            </w:r>
+          </w:p>
+        </w:tc>
+        <w:tc>
+          <w:tcPr>
+            <w:tcW w:w="3345" w:type="dxa"/>
+            <w:tcBorders>
+              <w:left w:val="single" w:sz="4" w:space="0" w:color="000000"/>
+              <w:bottom w:val="single" w:sz="4" w:space="0" w:color="000000"/>
+              <w:right w:val="single" w:sz="4" w:space="0" w:color="000000"/>
+            </w:tcBorders>
+          </w:tcPr>
+          <w:p>
+            <w:pPr>
+              <w:pStyle w:val="Style18"/>
+              <w:rPr/>
+            </w:pPr>
+            <w:r>
+              <w:rPr/>
+              <w:t>Администрирование и мониторинг</w:t>
+            </w:r>
+          </w:p>
+        </w:tc>
+      </w:tr>
+      <w:tr>
+        <w:trPr/>
+        <w:tc>
+          <w:tcPr>
+            <w:tcW w:w="3572" w:type="dxa"/>
+            <w:tcBorders>
+              <w:left w:val="single" w:sz="4" w:space="0" w:color="000000"/>
+              <w:bottom w:val="single" w:sz="4" w:space="0" w:color="000000"/>
+            </w:tcBorders>
+          </w:tcPr>
+          <w:p>
+            <w:pPr>
+              <w:pStyle w:val="Style18"/>
+              <w:rPr/>
+            </w:pPr>
+            <w:r>
+              <w:rPr/>
+              <w:t>Изменение информации</w:t>
+            </w:r>
+          </w:p>
+        </w:tc>
+        <w:tc>
+          <w:tcPr>
+            <w:tcW w:w="2438" w:type="dxa"/>
+            <w:tcBorders>
+              <w:left w:val="single" w:sz="4" w:space="0" w:color="000000"/>
+              <w:bottom w:val="single" w:sz="4" w:space="0" w:color="000000"/>
+            </w:tcBorders>
+          </w:tcPr>
+          <w:p>
+            <w:pPr>
+              <w:pStyle w:val="Style18"/>
+              <w:rPr/>
+            </w:pPr>
+            <w:r>
+              <w:rPr/>
+              <w:t>Расширение</w:t>
+            </w:r>
+          </w:p>
+        </w:tc>
+        <w:tc>
+          <w:tcPr>
+            <w:tcW w:w="3345" w:type="dxa"/>
+            <w:tcBorders>
+              <w:left w:val="single" w:sz="4" w:space="0" w:color="000000"/>
+              <w:bottom w:val="single" w:sz="4" w:space="0" w:color="000000"/>
+              <w:right w:val="single" w:sz="4" w:space="0" w:color="000000"/>
+            </w:tcBorders>
+          </w:tcPr>
+          <w:p>
+            <w:pPr>
+              <w:pStyle w:val="Style18"/>
+              <w:rPr/>
+            </w:pPr>
+            <w:r>
+              <w:rPr/>
+              <w:t>Управление подписками</w:t>
+            </w:r>
+          </w:p>
+        </w:tc>
+      </w:tr>
+      <w:tr>
+        <w:trPr/>
+        <w:tc>
+          <w:tcPr>
+            <w:tcW w:w="3572" w:type="dxa"/>
+            <w:tcBorders>
+              <w:left w:val="single" w:sz="4" w:space="0" w:color="000000"/>
+              <w:bottom w:val="single" w:sz="4" w:space="0" w:color="000000"/>
+            </w:tcBorders>
+          </w:tcPr>
+          <w:p>
+            <w:pPr>
+              <w:pStyle w:val="Style18"/>
+              <w:rPr/>
+            </w:pPr>
+            <w:r>
+              <w:rPr/>
+              <w:t>Выбор времени упреждения</w:t>
+            </w:r>
+          </w:p>
+        </w:tc>
+        <w:tc>
+          <w:tcPr>
+            <w:tcW w:w="2438" w:type="dxa"/>
+            <w:tcBorders>
+              <w:left w:val="single" w:sz="4" w:space="0" w:color="000000"/>
+              <w:bottom w:val="single" w:sz="4" w:space="0" w:color="000000"/>
+            </w:tcBorders>
+          </w:tcPr>
+          <w:p>
+            <w:pPr>
+              <w:pStyle w:val="Style18"/>
+              <w:rPr/>
+            </w:pPr>
+            <w:r>
+              <w:rPr/>
+              <w:t>Расширение</w:t>
+            </w:r>
+          </w:p>
+        </w:tc>
+        <w:tc>
+          <w:tcPr>
+            <w:tcW w:w="3345" w:type="dxa"/>
+            <w:tcBorders>
+              <w:left w:val="single" w:sz="4" w:space="0" w:color="000000"/>
+              <w:bottom w:val="single" w:sz="4" w:space="0" w:color="000000"/>
+              <w:right w:val="single" w:sz="4" w:space="0" w:color="000000"/>
+            </w:tcBorders>
+          </w:tcPr>
+          <w:p>
+            <w:pPr>
+              <w:pStyle w:val="Style18"/>
+              <w:rPr/>
+            </w:pPr>
+            <w:r>
+              <w:rPr/>
+              <w:t>Управление подписками</w:t>
+            </w:r>
+          </w:p>
+        </w:tc>
+      </w:tr>
+      <w:tr>
+        <w:trPr/>
+        <w:tc>
+          <w:tcPr>
+            <w:tcW w:w="3572" w:type="dxa"/>
+            <w:tcBorders>
+              <w:left w:val="single" w:sz="4" w:space="0" w:color="000000"/>
+              <w:bottom w:val="single" w:sz="4" w:space="0" w:color="000000"/>
+            </w:tcBorders>
+          </w:tcPr>
+          <w:p>
+            <w:pPr>
+              <w:pStyle w:val="Style18"/>
+              <w:rPr/>
+            </w:pPr>
+            <w:r>
+              <w:rPr/>
+              <w:t>Отправка уведомлений</w:t>
+            </w:r>
+          </w:p>
+        </w:tc>
+        <w:tc>
+          <w:tcPr>
+            <w:tcW w:w="2438" w:type="dxa"/>
+            <w:tcBorders>
+              <w:left w:val="single" w:sz="4" w:space="0" w:color="000000"/>
+              <w:bottom w:val="single" w:sz="4" w:space="0" w:color="000000"/>
+            </w:tcBorders>
+          </w:tcPr>
+          <w:p>
+            <w:pPr>
+              <w:pStyle w:val="Style18"/>
+              <w:rPr/>
+            </w:pPr>
+            <w:r>
+              <w:rPr/>
+              <w:t>Включение</w:t>
+            </w:r>
+          </w:p>
+        </w:tc>
+        <w:tc>
+          <w:tcPr>
+            <w:tcW w:w="3345" w:type="dxa"/>
+            <w:tcBorders>
+              <w:left w:val="single" w:sz="4" w:space="0" w:color="000000"/>
+              <w:bottom w:val="single" w:sz="4" w:space="0" w:color="000000"/>
+              <w:right w:val="single" w:sz="4" w:space="0" w:color="000000"/>
+            </w:tcBorders>
+          </w:tcPr>
+          <w:p>
+            <w:pPr>
+              <w:pStyle w:val="Style18"/>
+              <w:rPr/>
+            </w:pPr>
+            <w:r>
+              <w:rPr/>
+              <w:t>Сбор и подготовка данных о занятии</w:t>
+            </w:r>
+          </w:p>
+        </w:tc>
+      </w:tr>
+      <w:tr>
+        <w:trPr/>
+        <w:tc>
+          <w:tcPr>
+            <w:tcW w:w="3572" w:type="dxa"/>
+            <w:tcBorders>
+              <w:left w:val="single" w:sz="4" w:space="0" w:color="000000"/>
+              <w:bottom w:val="single" w:sz="4" w:space="0" w:color="000000"/>
+            </w:tcBorders>
+          </w:tcPr>
+          <w:p>
+            <w:pPr>
+              <w:pStyle w:val="Style18"/>
+              <w:rPr/>
+            </w:pPr>
+            <w:r>
+              <w:rPr/>
+              <w:t>Сбор и подготовка данных о занятии</w:t>
+            </w:r>
+          </w:p>
+        </w:tc>
+        <w:tc>
+          <w:tcPr>
+            <w:tcW w:w="2438" w:type="dxa"/>
+            <w:tcBorders>
+              <w:left w:val="single" w:sz="4" w:space="0" w:color="000000"/>
+              <w:bottom w:val="single" w:sz="4" w:space="0" w:color="000000"/>
+            </w:tcBorders>
+          </w:tcPr>
+          <w:p>
+            <w:pPr>
+              <w:pStyle w:val="Style18"/>
+              <w:rPr/>
+            </w:pPr>
+            <w:r>
+              <w:rPr/>
+              <w:t>Включение</w:t>
+            </w:r>
+          </w:p>
+        </w:tc>
+        <w:tc>
+          <w:tcPr>
+            <w:tcW w:w="3345" w:type="dxa"/>
+            <w:tcBorders>
+              <w:left w:val="single" w:sz="4" w:space="0" w:color="000000"/>
+              <w:bottom w:val="single" w:sz="4" w:space="0" w:color="000000"/>
+              <w:right w:val="single" w:sz="4" w:space="0" w:color="000000"/>
+            </w:tcBorders>
+          </w:tcPr>
+          <w:p>
+            <w:pPr>
+              <w:pStyle w:val="Style18"/>
+              <w:rPr/>
+            </w:pPr>
+            <w:r>
+              <w:rPr/>
+              <w:t>Планирование задач</w:t>
+            </w:r>
+          </w:p>
+        </w:tc>
+      </w:tr>
+      <w:tr>
+        <w:trPr/>
+        <w:tc>
+          <w:tcPr>
+            <w:tcW w:w="3572" w:type="dxa"/>
+            <w:tcBorders>
+              <w:left w:val="single" w:sz="4" w:space="0" w:color="000000"/>
+              <w:bottom w:val="single" w:sz="4" w:space="0" w:color="000000"/>
+            </w:tcBorders>
+          </w:tcPr>
+          <w:p>
+            <w:pPr>
+              <w:pStyle w:val="Style18"/>
+              <w:rPr/>
+            </w:pPr>
+            <w:r>
+              <w:rPr/>
+              <w:t>Отправка уведомлений</w:t>
+            </w:r>
+          </w:p>
+        </w:tc>
+        <w:tc>
+          <w:tcPr>
+            <w:tcW w:w="2438" w:type="dxa"/>
+            <w:tcBorders>
+              <w:left w:val="single" w:sz="4" w:space="0" w:color="000000"/>
+              <w:bottom w:val="single" w:sz="4" w:space="0" w:color="000000"/>
+            </w:tcBorders>
+          </w:tcPr>
+          <w:p>
+            <w:pPr>
+              <w:pStyle w:val="Style18"/>
+              <w:rPr/>
+            </w:pPr>
+            <w:r>
+              <w:rPr/>
+              <w:t>Включение</w:t>
+            </w:r>
+          </w:p>
+        </w:tc>
+        <w:tc>
+          <w:tcPr>
+            <w:tcW w:w="3345" w:type="dxa"/>
+            <w:tcBorders>
+              <w:left w:val="single" w:sz="4" w:space="0" w:color="000000"/>
+              <w:bottom w:val="single" w:sz="4" w:space="0" w:color="000000"/>
+              <w:right w:val="single" w:sz="4" w:space="0" w:color="000000"/>
+            </w:tcBorders>
+          </w:tcPr>
+          <w:p>
+            <w:pPr>
+              <w:pStyle w:val="Style18"/>
+              <w:rPr/>
+            </w:pPr>
+            <w:r>
+              <w:rPr/>
+              <w:t>Формирование списка получателей</w:t>
+            </w:r>
+          </w:p>
+        </w:tc>
+      </w:tr>
+      <w:tr>
+        <w:trPr/>
+        <w:tc>
+          <w:tcPr>
+            <w:tcW w:w="3572" w:type="dxa"/>
+            <w:tcBorders>
+              <w:left w:val="single" w:sz="4" w:space="0" w:color="000000"/>
+              <w:bottom w:val="single" w:sz="4" w:space="0" w:color="000000"/>
+            </w:tcBorders>
+          </w:tcPr>
+          <w:p>
+            <w:pPr>
+              <w:pStyle w:val="Style18"/>
+              <w:rPr/>
+            </w:pPr>
+            <w:r>
+              <w:rPr/>
+              <w:t>Отправка уведомлений</w:t>
+            </w:r>
+          </w:p>
+        </w:tc>
+        <w:tc>
+          <w:tcPr>
+            <w:tcW w:w="2438" w:type="dxa"/>
+            <w:tcBorders>
+              <w:left w:val="single" w:sz="4" w:space="0" w:color="000000"/>
+              <w:bottom w:val="single" w:sz="4" w:space="0" w:color="000000"/>
+            </w:tcBorders>
+          </w:tcPr>
+          <w:p>
+            <w:pPr>
+              <w:pStyle w:val="Style18"/>
+              <w:rPr/>
+            </w:pPr>
+            <w:r>
+              <w:rPr/>
+              <w:t>Включение</w:t>
+            </w:r>
+          </w:p>
+        </w:tc>
+        <w:tc>
+          <w:tcPr>
+            <w:tcW w:w="3345" w:type="dxa"/>
+            <w:tcBorders>
+              <w:left w:val="single" w:sz="4" w:space="0" w:color="000000"/>
+              <w:bottom w:val="single" w:sz="4" w:space="0" w:color="000000"/>
+              <w:right w:val="single" w:sz="4" w:space="0" w:color="000000"/>
+            </w:tcBorders>
+          </w:tcPr>
+          <w:p>
+            <w:pPr>
+              <w:pStyle w:val="Style18"/>
+              <w:rPr/>
+            </w:pPr>
+            <w:r>
+              <w:rPr/>
+              <w:t>Формирование списка уведомлений</w:t>
+            </w:r>
+          </w:p>
+        </w:tc>
+      </w:tr>
+      <w:tr>
+        <w:trPr/>
+        <w:tc>
+          <w:tcPr>
+            <w:tcW w:w="3572" w:type="dxa"/>
+            <w:tcBorders>
+              <w:left w:val="single" w:sz="4" w:space="0" w:color="000000"/>
+              <w:bottom w:val="single" w:sz="4" w:space="0" w:color="000000"/>
+            </w:tcBorders>
+          </w:tcPr>
+          <w:p>
+            <w:pPr>
+              <w:pStyle w:val="Style18"/>
+              <w:rPr/>
+            </w:pPr>
+            <w:r>
+              <w:rPr/>
+              <w:t>Отправка уведомлений</w:t>
+            </w:r>
+          </w:p>
+        </w:tc>
+        <w:tc>
+          <w:tcPr>
+            <w:tcW w:w="2438" w:type="dxa"/>
+            <w:tcBorders>
+              <w:left w:val="single" w:sz="4" w:space="0" w:color="000000"/>
+              <w:bottom w:val="single" w:sz="4" w:space="0" w:color="000000"/>
+            </w:tcBorders>
+          </w:tcPr>
+          <w:p>
+            <w:pPr>
+              <w:pStyle w:val="Style18"/>
+              <w:rPr/>
+            </w:pPr>
+            <w:r>
+              <w:rPr/>
+              <w:t>Включение</w:t>
+            </w:r>
+          </w:p>
+        </w:tc>
+        <w:tc>
+          <w:tcPr>
+            <w:tcW w:w="3345" w:type="dxa"/>
+            <w:tcBorders>
+              <w:left w:val="single" w:sz="4" w:space="0" w:color="000000"/>
+              <w:bottom w:val="single" w:sz="4" w:space="0" w:color="000000"/>
+              <w:right w:val="single" w:sz="4" w:space="0" w:color="000000"/>
+            </w:tcBorders>
+          </w:tcPr>
+          <w:p>
+            <w:pPr>
+              <w:pStyle w:val="Style18"/>
+              <w:rPr/>
+            </w:pPr>
+            <w:r>
+              <w:rPr/>
+              <w:t>Интеграция с внешними сервисами</w:t>
+            </w:r>
+          </w:p>
+        </w:tc>
+      </w:tr>
+      <w:tr>
+        <w:trPr/>
+        <w:tc>
+          <w:tcPr>
+            <w:tcW w:w="3572" w:type="dxa"/>
+            <w:tcBorders>
+              <w:left w:val="single" w:sz="4" w:space="0" w:color="000000"/>
+              <w:bottom w:val="single" w:sz="4" w:space="0" w:color="000000"/>
+            </w:tcBorders>
+          </w:tcPr>
+          <w:p>
+            <w:pPr>
+              <w:pStyle w:val="Style18"/>
+              <w:rPr/>
+            </w:pPr>
+            <w:r>
+              <w:rPr/>
+              <w:t>Работа с учебным контентом</w:t>
+            </w:r>
+          </w:p>
+        </w:tc>
+        <w:tc>
+          <w:tcPr>
+            <w:tcW w:w="2438" w:type="dxa"/>
+            <w:tcBorders>
+              <w:left w:val="single" w:sz="4" w:space="0" w:color="000000"/>
+              <w:bottom w:val="single" w:sz="4" w:space="0" w:color="000000"/>
+            </w:tcBorders>
+          </w:tcPr>
+          <w:p>
+            <w:pPr>
+              <w:pStyle w:val="Style18"/>
+              <w:rPr/>
+            </w:pPr>
+            <w:r>
+              <w:rPr/>
+              <w:t>Включение</w:t>
+            </w:r>
+          </w:p>
+        </w:tc>
+        <w:tc>
+          <w:tcPr>
+            <w:tcW w:w="3345" w:type="dxa"/>
+            <w:tcBorders>
+              <w:left w:val="single" w:sz="4" w:space="0" w:color="000000"/>
+              <w:bottom w:val="single" w:sz="4" w:space="0" w:color="000000"/>
+              <w:right w:val="single" w:sz="4" w:space="0" w:color="000000"/>
+            </w:tcBorders>
+          </w:tcPr>
+          <w:p>
+            <w:pPr>
+              <w:pStyle w:val="Style18"/>
+              <w:rPr/>
+            </w:pPr>
+            <w:r>
+              <w:rPr/>
+              <w:t>Управление успеваемостью</w:t>
+            </w:r>
+          </w:p>
+        </w:tc>
+      </w:tr>
+      <w:tr>
+        <w:trPr/>
+        <w:tc>
+          <w:tcPr>
+            <w:tcW w:w="3572" w:type="dxa"/>
+            <w:tcBorders>
+              <w:left w:val="single" w:sz="4" w:space="0" w:color="000000"/>
+              <w:bottom w:val="single" w:sz="4" w:space="0" w:color="000000"/>
+            </w:tcBorders>
+          </w:tcPr>
+          <w:p>
+            <w:pPr>
+              <w:pStyle w:val="Style18"/>
+              <w:rPr/>
+            </w:pPr>
+            <w:r>
+              <w:rPr/>
+              <w:t>Работа с учебным контентом</w:t>
+            </w:r>
+          </w:p>
+        </w:tc>
+        <w:tc>
+          <w:tcPr>
+            <w:tcW w:w="2438" w:type="dxa"/>
+            <w:tcBorders>
+              <w:left w:val="single" w:sz="4" w:space="0" w:color="000000"/>
+              <w:bottom w:val="single" w:sz="4" w:space="0" w:color="000000"/>
+            </w:tcBorders>
+          </w:tcPr>
+          <w:p>
+            <w:pPr>
+              <w:pStyle w:val="Style18"/>
+              <w:rPr/>
+            </w:pPr>
+            <w:r>
+              <w:rPr/>
+              <w:t>Включение</w:t>
+            </w:r>
+          </w:p>
+        </w:tc>
+        <w:tc>
+          <w:tcPr>
+            <w:tcW w:w="3345" w:type="dxa"/>
+            <w:tcBorders>
+              <w:left w:val="single" w:sz="4" w:space="0" w:color="000000"/>
+              <w:bottom w:val="single" w:sz="4" w:space="0" w:color="000000"/>
+              <w:right w:val="single" w:sz="4" w:space="0" w:color="000000"/>
+            </w:tcBorders>
+          </w:tcPr>
+          <w:p>
+            <w:pPr>
+              <w:pStyle w:val="Style18"/>
+              <w:rPr/>
+            </w:pPr>
+            <w:r>
+              <w:rPr/>
+              <w:t>Управление домашними заданиями</w:t>
+            </w:r>
+          </w:p>
+        </w:tc>
+      </w:tr>
+      <w:tr>
+        <w:trPr/>
+        <w:tc>
+          <w:tcPr>
+            <w:tcW w:w="3572" w:type="dxa"/>
+            <w:tcBorders>
+              <w:left w:val="single" w:sz="4" w:space="0" w:color="000000"/>
+              <w:bottom w:val="single" w:sz="4" w:space="0" w:color="000000"/>
+            </w:tcBorders>
+          </w:tcPr>
+          <w:p>
+            <w:pPr>
+              <w:pStyle w:val="Style18"/>
+              <w:rPr/>
+            </w:pPr>
+            <w:r>
+              <w:rPr/>
+              <w:t>Просмотр учебного контента</w:t>
+            </w:r>
+          </w:p>
+        </w:tc>
+        <w:tc>
+          <w:tcPr>
+            <w:tcW w:w="2438" w:type="dxa"/>
+            <w:tcBorders>
+              <w:left w:val="single" w:sz="4" w:space="0" w:color="000000"/>
+              <w:bottom w:val="single" w:sz="4" w:space="0" w:color="000000"/>
+            </w:tcBorders>
+          </w:tcPr>
+          <w:p>
+            <w:pPr>
+              <w:pStyle w:val="Style18"/>
+              <w:rPr/>
+            </w:pPr>
+            <w:r>
+              <w:rPr/>
+              <w:t>Включение</w:t>
+            </w:r>
+          </w:p>
+        </w:tc>
+        <w:tc>
+          <w:tcPr>
+            <w:tcW w:w="3345" w:type="dxa"/>
+            <w:tcBorders>
+              <w:left w:val="single" w:sz="4" w:space="0" w:color="000000"/>
+              <w:bottom w:val="single" w:sz="4" w:space="0" w:color="000000"/>
+              <w:right w:val="single" w:sz="4" w:space="0" w:color="000000"/>
+            </w:tcBorders>
+          </w:tcPr>
+          <w:p>
+            <w:pPr>
+              <w:pStyle w:val="Style18"/>
+              <w:rPr/>
+            </w:pPr>
+            <w:r>
+              <w:rPr/>
+              <w:t>Просмотр домашних заданий</w:t>
+            </w:r>
+          </w:p>
+        </w:tc>
+      </w:tr>
+      <w:tr>
+        <w:trPr/>
+        <w:tc>
+          <w:tcPr>
+            <w:tcW w:w="3572" w:type="dxa"/>
+            <w:tcBorders>
+              <w:left w:val="single" w:sz="4" w:space="0" w:color="000000"/>
+              <w:bottom w:val="single" w:sz="4" w:space="0" w:color="000000"/>
+            </w:tcBorders>
+          </w:tcPr>
+          <w:p>
+            <w:pPr>
+              <w:pStyle w:val="Style18"/>
+              <w:rPr/>
+            </w:pPr>
+            <w:r>
+              <w:rPr/>
+              <w:t>Просмотр учебного контента</w:t>
+            </w:r>
+          </w:p>
+        </w:tc>
+        <w:tc>
+          <w:tcPr>
+            <w:tcW w:w="2438" w:type="dxa"/>
+            <w:tcBorders>
+              <w:left w:val="single" w:sz="4" w:space="0" w:color="000000"/>
+              <w:bottom w:val="single" w:sz="4" w:space="0" w:color="000000"/>
+            </w:tcBorders>
+          </w:tcPr>
+          <w:p>
+            <w:pPr>
+              <w:pStyle w:val="Style18"/>
+              <w:rPr/>
+            </w:pPr>
+            <w:r>
+              <w:rPr/>
+              <w:t>Включение</w:t>
+            </w:r>
+          </w:p>
+        </w:tc>
+        <w:tc>
+          <w:tcPr>
+            <w:tcW w:w="3345" w:type="dxa"/>
+            <w:tcBorders>
+              <w:left w:val="single" w:sz="4" w:space="0" w:color="000000"/>
+              <w:bottom w:val="single" w:sz="4" w:space="0" w:color="000000"/>
+              <w:right w:val="single" w:sz="4" w:space="0" w:color="000000"/>
+            </w:tcBorders>
+          </w:tcPr>
+          <w:p>
+            <w:pPr>
+              <w:pStyle w:val="Style18"/>
+              <w:rPr/>
+            </w:pPr>
+            <w:r>
+              <w:rPr/>
+              <w:t>Просмотр успеваемости</w:t>
+            </w:r>
+          </w:p>
+        </w:tc>
+      </w:tr>
+      <w:tr>
+        <w:trPr/>
+        <w:tc>
+          <w:tcPr>
+            <w:tcW w:w="3572" w:type="dxa"/>
+            <w:tcBorders>
+              <w:left w:val="single" w:sz="4" w:space="0" w:color="000000"/>
+              <w:bottom w:val="single" w:sz="4" w:space="0" w:color="000000"/>
+            </w:tcBorders>
+          </w:tcPr>
+          <w:p>
+            <w:pPr>
+              <w:pStyle w:val="Style18"/>
+              <w:rPr/>
+            </w:pPr>
+            <w:r>
+              <w:rPr/>
+              <w:t>Логирование и отчетность</w:t>
+            </w:r>
+          </w:p>
+        </w:tc>
+        <w:tc>
+          <w:tcPr>
+            <w:tcW w:w="2438" w:type="dxa"/>
+            <w:tcBorders>
+              <w:left w:val="single" w:sz="4" w:space="0" w:color="000000"/>
+              <w:bottom w:val="single" w:sz="4" w:space="0" w:color="000000"/>
+            </w:tcBorders>
+          </w:tcPr>
+          <w:p>
+            <w:pPr>
+              <w:pStyle w:val="Style18"/>
+              <w:rPr/>
+            </w:pPr>
+            <w:r>
+              <w:rPr/>
+              <w:t>Включение</w:t>
+            </w:r>
+          </w:p>
+        </w:tc>
+        <w:tc>
+          <w:tcPr>
+            <w:tcW w:w="3345" w:type="dxa"/>
+            <w:tcBorders>
+              <w:left w:val="single" w:sz="4" w:space="0" w:color="000000"/>
+              <w:bottom w:val="single" w:sz="4" w:space="0" w:color="000000"/>
+              <w:right w:val="single" w:sz="4" w:space="0" w:color="000000"/>
+            </w:tcBorders>
+          </w:tcPr>
+          <w:p>
+            <w:pPr>
+              <w:pStyle w:val="Style18"/>
+              <w:rPr/>
+            </w:pPr>
+            <w:r>
+              <w:rPr/>
+              <w:t>Формирование отчетов</w:t>
+            </w:r>
+          </w:p>
+        </w:tc>
+      </w:tr>
+      <w:tr>
+        <w:trPr/>
+        <w:tc>
+          <w:tcPr>
+            <w:tcW w:w="3572" w:type="dxa"/>
+            <w:tcBorders>
+              <w:left w:val="single" w:sz="4" w:space="0" w:color="000000"/>
+              <w:bottom w:val="single" w:sz="4" w:space="0" w:color="000000"/>
+            </w:tcBorders>
+          </w:tcPr>
+          <w:p>
+            <w:pPr>
+              <w:pStyle w:val="Style18"/>
+              <w:rPr/>
+            </w:pPr>
+            <w:r>
+              <w:rPr/>
+              <w:t>Временное отключение рассылки</w:t>
+            </w:r>
+          </w:p>
+        </w:tc>
+        <w:tc>
+          <w:tcPr>
+            <w:tcW w:w="2438" w:type="dxa"/>
+            <w:tcBorders>
+              <w:left w:val="single" w:sz="4" w:space="0" w:color="000000"/>
+              <w:bottom w:val="single" w:sz="4" w:space="0" w:color="000000"/>
+            </w:tcBorders>
+          </w:tcPr>
+          <w:p>
+            <w:pPr>
+              <w:pStyle w:val="Style18"/>
+              <w:rPr/>
+            </w:pPr>
+            <w:r>
+              <w:rPr/>
+              <w:t>Расширение</w:t>
+            </w:r>
+          </w:p>
+        </w:tc>
+        <w:tc>
+          <w:tcPr>
+            <w:tcW w:w="3345" w:type="dxa"/>
+            <w:tcBorders>
+              <w:left w:val="single" w:sz="4" w:space="0" w:color="000000"/>
+              <w:bottom w:val="single" w:sz="4" w:space="0" w:color="000000"/>
+              <w:right w:val="single" w:sz="4" w:space="0" w:color="000000"/>
+            </w:tcBorders>
+          </w:tcPr>
+          <w:p>
+            <w:pPr>
+              <w:pStyle w:val="Style18"/>
+              <w:rPr/>
+            </w:pPr>
+            <w:r>
+              <w:rPr/>
+              <w:t>Администрирование и мониторинг</w:t>
+            </w:r>
+          </w:p>
+        </w:tc>
+      </w:tr>
+      <w:tr>
+        <w:trPr/>
+        <w:tc>
+          <w:tcPr>
+            <w:tcW w:w="3572" w:type="dxa"/>
+            <w:tcBorders>
+              <w:left w:val="single" w:sz="4" w:space="0" w:color="000000"/>
+              <w:bottom w:val="single" w:sz="4" w:space="0" w:color="000000"/>
+            </w:tcBorders>
+          </w:tcPr>
+          <w:p>
+            <w:pPr>
+              <w:pStyle w:val="Style18"/>
+              <w:rPr/>
+            </w:pPr>
+            <w:r>
+              <w:rPr/>
+              <w:t>Администрирование и мониторинг</w:t>
+            </w:r>
+          </w:p>
+        </w:tc>
+        <w:tc>
+          <w:tcPr>
+            <w:tcW w:w="2438" w:type="dxa"/>
+            <w:tcBorders>
+              <w:left w:val="single" w:sz="4" w:space="0" w:color="000000"/>
+              <w:bottom w:val="single" w:sz="4" w:space="0" w:color="000000"/>
+            </w:tcBorders>
+          </w:tcPr>
+          <w:p>
+            <w:pPr>
+              <w:pStyle w:val="Style18"/>
+              <w:rPr/>
+            </w:pPr>
+            <w:r>
+              <w:rPr/>
+              <w:t>Включение</w:t>
+            </w:r>
+          </w:p>
+        </w:tc>
+        <w:tc>
+          <w:tcPr>
+            <w:tcW w:w="3345" w:type="dxa"/>
+            <w:tcBorders>
+              <w:left w:val="single" w:sz="4" w:space="0" w:color="000000"/>
+              <w:bottom w:val="single" w:sz="4" w:space="0" w:color="000000"/>
+              <w:right w:val="single" w:sz="4" w:space="0" w:color="000000"/>
+            </w:tcBorders>
+          </w:tcPr>
+          <w:p>
+            <w:pPr>
+              <w:pStyle w:val="Style18"/>
+              <w:rPr/>
+            </w:pPr>
+            <w:r>
+              <w:rPr/>
+              <w:t>Просмотр логов</w:t>
+            </w:r>
+          </w:p>
+        </w:tc>
+      </w:tr>
+      <w:tr>
+        <w:trPr/>
+        <w:tc>
+          <w:tcPr>
+            <w:tcW w:w="3572" w:type="dxa"/>
+            <w:tcBorders>
+              <w:left w:val="single" w:sz="4" w:space="0" w:color="000000"/>
+              <w:bottom w:val="single" w:sz="4" w:space="0" w:color="000000"/>
+            </w:tcBorders>
+          </w:tcPr>
+          <w:p>
+            <w:pPr>
+              <w:pStyle w:val="Style18"/>
+              <w:rPr/>
+            </w:pPr>
+            <w:r>
+              <w:rPr/>
+              <w:t>Администрирование и мониторинг</w:t>
+            </w:r>
+          </w:p>
+        </w:tc>
+        <w:tc>
+          <w:tcPr>
+            <w:tcW w:w="2438" w:type="dxa"/>
+            <w:tcBorders>
+              <w:left w:val="single" w:sz="4" w:space="0" w:color="000000"/>
+              <w:bottom w:val="single" w:sz="4" w:space="0" w:color="000000"/>
+            </w:tcBorders>
+          </w:tcPr>
+          <w:p>
+            <w:pPr>
+              <w:pStyle w:val="Style18"/>
+              <w:rPr/>
+            </w:pPr>
+            <w:r>
+              <w:rPr/>
+              <w:t>Включение</w:t>
+            </w:r>
+          </w:p>
+        </w:tc>
+        <w:tc>
+          <w:tcPr>
+            <w:tcW w:w="3345" w:type="dxa"/>
+            <w:tcBorders>
+              <w:left w:val="single" w:sz="4" w:space="0" w:color="000000"/>
+              <w:bottom w:val="single" w:sz="4" w:space="0" w:color="000000"/>
+              <w:right w:val="single" w:sz="4" w:space="0" w:color="000000"/>
+            </w:tcBorders>
+          </w:tcPr>
+          <w:p>
+            <w:pPr>
+              <w:pStyle w:val="Style18"/>
+              <w:rPr/>
+            </w:pPr>
+            <w:r>
+              <w:rPr/>
+              <w:t>Настройка общих параметров</w:t>
+            </w:r>
+          </w:p>
+        </w:tc>
+      </w:tr>
+    </w:tbl>
+    <w:p>
+      <w:pPr>
+        <w:pStyle w:val="BodyText"/>
+        <w:rPr/>
+      </w:pPr>
+      <w:r>
+        <w:rPr/>
+      </w:r>
+    </w:p>
+    <w:p>
+      <w:pPr>
+        <w:pStyle w:val="Heading1"/>
+        <w:ind w:hanging="0" w:left="0"/>
+        <w:rPr/>
+      </w:pPr>
+      <w:r>
+        <w:rPr/>
+        <w:t>Диаграмма прецедентов</w:t>
+      </w:r>
+    </w:p>
+    <w:p>
+      <w:pPr>
         <w:pStyle w:val="BodyText"/>
         <w:widowControl/>
         <w:suppressAutoHyphens w:val="true"/>
@@ -1769,7 +3551,7 @@
     </w:p>
     <w:p>
       <w:pPr>
-        <w:pStyle w:val="user7"/>
+        <w:pStyle w:val="Style21"/>
         <w:widowControl/>
         <w:suppressAutoHyphens w:val="true"/>
         <w:bidi w:val="0"/>
@@ -1879,7 +3661,7 @@
         </w:r>
         <w:r>
           <w:rPr/>
-          <w:t>3</w:t>
+          <w:t>4</w:t>
         </w:r>
         <w:r>
           <w:rPr/>
@@ -2577,29 +4359,29 @@
       <w:u w:val="single"/>
     </w:rPr>
   </w:style>
+  <w:style w:type="character" w:styleId="Style13" w:customStyle="1">
+    <w:name w:val="Ссылка указателя"/>
+    <w:qFormat/>
+    <w:rPr/>
+  </w:style>
   <w:style w:type="character" w:styleId="user" w:customStyle="1">
     <w:name w:val="Ссылка указателя (user)"/>
     <w:qFormat/>
     <w:rPr/>
   </w:style>
-  <w:style w:type="character" w:styleId="Style13" w:customStyle="1">
-    <w:name w:val="Ссылка указателя"/>
-    <w:qFormat/>
-    <w:rPr/>
-  </w:style>
-  <w:style w:type="character" w:styleId="Style14" w:customStyle="1">
-    <w:name w:val="Маркеры"/>
+  <w:style w:type="character" w:styleId="user1" w:customStyle="1">
+    <w:name w:val="Маркеры (user)"/>
     <w:qFormat/>
     <w:rPr>
       <w:rFonts w:ascii="OpenSymbol" w:hAnsi="OpenSymbol" w:eastAsia="OpenSymbol" w:cs="OpenSymbol"/>
     </w:rPr>
   </w:style>
-  <w:style w:type="character" w:styleId="Style15" w:customStyle="1">
-    <w:name w:val="Символ нумерации"/>
+  <w:style w:type="character" w:styleId="user2" w:customStyle="1">
+    <w:name w:val="Символ нумерации (user)"/>
     <w:qFormat/>
     <w:rPr/>
   </w:style>
-  <w:style w:type="character" w:styleId="Style16" w:customStyle="1">
+  <w:style w:type="character" w:styleId="Style14" w:customStyle="1">
     <w:name w:val="Основной текст Знак"/>
     <w:basedOn w:val="DefaultParagraphFont"/>
     <w:qFormat/>
@@ -2609,7 +4391,7 @@
       <w:sz w:val="28"/>
     </w:rPr>
   </w:style>
-  <w:style w:type="paragraph" w:styleId="Style17">
+  <w:style w:type="paragraph" w:styleId="Style15" w:customStyle="1">
     <w:name w:val="Заголовок"/>
     <w:basedOn w:val="Normal"/>
     <w:next w:val="BodyText"/>
@@ -2627,7 +4409,7 @@
   <w:style w:type="paragraph" w:styleId="BodyText">
     <w:name w:val="Body Text"/>
     <w:basedOn w:val="Normal"/>
-    <w:link w:val="Style16"/>
+    <w:link w:val="Style14"/>
     <w:pPr>
       <w:spacing w:lineRule="auto" w:line="360" w:before="0" w:after="0"/>
       <w:ind w:firstLine="709"/>
@@ -2659,7 +4441,7 @@
       <w:szCs w:val="24"/>
     </w:rPr>
   </w:style>
-  <w:style w:type="paragraph" w:styleId="Style18">
+  <w:style w:type="paragraph" w:styleId="Style16" w:customStyle="1">
     <w:name w:val="Указатель"/>
     <w:basedOn w:val="Normal"/>
     <w:qFormat/>
@@ -2685,7 +4467,7 @@
       <w:szCs w:val="28"/>
     </w:rPr>
   </w:style>
-  <w:style w:type="paragraph" w:styleId="user1" w:customStyle="1">
+  <w:style w:type="paragraph" w:styleId="user3">
     <w:name w:val="Заголовок (user)"/>
     <w:basedOn w:val="Normal"/>
     <w:next w:val="BodyText"/>
@@ -2700,7 +4482,7 @@
       <w:szCs w:val="28"/>
     </w:rPr>
   </w:style>
-  <w:style w:type="paragraph" w:styleId="user2" w:customStyle="1">
+  <w:style w:type="paragraph" w:styleId="user4">
     <w:name w:val="Указатель (user)"/>
     <w:basedOn w:val="Normal"/>
     <w:qFormat/>
@@ -2722,15 +4504,15 @@
       <w:rFonts w:cs="Lucida Sans"/>
     </w:rPr>
   </w:style>
-  <w:style w:type="paragraph" w:styleId="user3" w:customStyle="1">
-    <w:name w:val="Колонтитулы (user)"/>
+  <w:style w:type="paragraph" w:styleId="Style17" w:customStyle="1">
+    <w:name w:val="Колонтитулы"/>
     <w:basedOn w:val="Normal"/>
     <w:qFormat/>
     <w:pPr/>
     <w:rPr/>
   </w:style>
-  <w:style w:type="paragraph" w:styleId="Style19" w:customStyle="1">
-    <w:name w:val="Колонтитулы"/>
+  <w:style w:type="paragraph" w:styleId="user5" w:customStyle="1">
+    <w:name w:val="Колонтитулы (user)"/>
     <w:basedOn w:val="Normal"/>
     <w:qFormat/>
     <w:pPr/>
@@ -2788,7 +4570,7 @@
   </w:style>
   <w:style w:type="paragraph" w:styleId="TOC1">
     <w:name w:val="toc 1"/>
-    <w:basedOn w:val="user2"/>
+    <w:basedOn w:val="Style16"/>
     <w:pPr>
       <w:tabs>
         <w:tab w:val="clear" w:pos="643"/>
@@ -2803,7 +4585,7 @@
   </w:style>
   <w:style w:type="paragraph" w:styleId="TOC2">
     <w:name w:val="toc 2"/>
-    <w:basedOn w:val="user2"/>
+    <w:basedOn w:val="Style16"/>
     <w:pPr>
       <w:tabs>
         <w:tab w:val="clear" w:pos="643"/>
@@ -2817,7 +4599,7 @@
   </w:style>
   <w:style w:type="paragraph" w:styleId="TOC3">
     <w:name w:val="toc 3"/>
-    <w:basedOn w:val="user2"/>
+    <w:basedOn w:val="Style16"/>
     <w:pPr>
       <w:tabs>
         <w:tab w:val="clear" w:pos="643"/>
@@ -2829,8 +4611,8 @@
     </w:pPr>
     <w:rPr/>
   </w:style>
-  <w:style w:type="paragraph" w:styleId="user4" w:customStyle="1">
-    <w:name w:val="Содержимое таблицы (user)"/>
+  <w:style w:type="paragraph" w:styleId="Style18" w:customStyle="1">
+    <w:name w:val="Содержимое таблицы"/>
     <w:basedOn w:val="Normal"/>
     <w:qFormat/>
     <w:pPr>
@@ -2838,11 +4620,13 @@
       <w:suppressLineNumbers/>
       <w:spacing w:lineRule="auto" w:line="240" w:before="0" w:after="0"/>
     </w:pPr>
-    <w:rPr/>
+    <w:rPr>
+      <w:sz w:val="20"/>
+    </w:rPr>
   </w:style>
-  <w:style w:type="paragraph" w:styleId="user5" w:customStyle="1">
-    <w:name w:val="Заголовок таблицы (user)"/>
-    <w:basedOn w:val="user4"/>
+  <w:style w:type="paragraph" w:styleId="Style19" w:customStyle="1">
+    <w:name w:val="Заголовок таблицы"/>
+    <w:basedOn w:val="Style18"/>
     <w:qFormat/>
     <w:pPr>
       <w:jc w:val="center"/>
@@ -2850,6 +4634,18 @@
     <w:rPr>
       <w:b/>
       <w:bCs/>
+    </w:rPr>
+  </w:style>
+  <w:style w:type="paragraph" w:styleId="Style20" w:customStyle="1">
+    <w:name w:val="Таблица"/>
+    <w:basedOn w:val="Caption"/>
+    <w:qFormat/>
+    <w:pPr>
+      <w:keepNext w:val="true"/>
+      <w:spacing w:lineRule="auto" w:line="360" w:before="0" w:after="0"/>
+    </w:pPr>
+    <w:rPr>
+      <w:sz w:val="28"/>
     </w:rPr>
   </w:style>
   <w:style w:type="paragraph" w:styleId="user6" w:customStyle="1">
@@ -2864,20 +4660,8 @@
       <w:sz w:val="28"/>
     </w:rPr>
   </w:style>
-  <w:style w:type="paragraph" w:styleId="Style20" w:customStyle="1">
-    <w:name w:val="Таблица"/>
-    <w:basedOn w:val="Caption"/>
-    <w:qFormat/>
-    <w:pPr>
-      <w:keepNext w:val="true"/>
-      <w:spacing w:lineRule="auto" w:line="360" w:before="0" w:after="0"/>
-    </w:pPr>
-    <w:rPr>
-      <w:sz w:val="28"/>
-    </w:rPr>
-  </w:style>
-  <w:style w:type="paragraph" w:styleId="Style21" w:customStyle="1">
-    <w:name w:val="Содержимое таблицы"/>
+  <w:style w:type="paragraph" w:styleId="user7" w:customStyle="1">
+    <w:name w:val="Содержимое таблицы (user)"/>
     <w:basedOn w:val="Normal"/>
     <w:qFormat/>
     <w:rsid w:val="00871d3e"/>
@@ -2890,42 +4674,42 @@
   </w:style>
   <w:style w:type="paragraph" w:styleId="TOC4">
     <w:name w:val="toc 4"/>
-    <w:basedOn w:val="user2"/>
+    <w:basedOn w:val="Style16"/>
     <w:pPr/>
     <w:rPr/>
   </w:style>
   <w:style w:type="paragraph" w:styleId="TOC5">
     <w:name w:val="toc 5"/>
-    <w:basedOn w:val="user2"/>
+    <w:basedOn w:val="Style16"/>
     <w:pPr/>
     <w:rPr/>
   </w:style>
   <w:style w:type="paragraph" w:styleId="TOC6">
     <w:name w:val="toc 6"/>
-    <w:basedOn w:val="user2"/>
+    <w:basedOn w:val="Style16"/>
     <w:pPr/>
     <w:rPr/>
   </w:style>
   <w:style w:type="paragraph" w:styleId="TOC7">
     <w:name w:val="toc 7"/>
-    <w:basedOn w:val="user2"/>
+    <w:basedOn w:val="Style16"/>
     <w:pPr/>
     <w:rPr/>
   </w:style>
   <w:style w:type="paragraph" w:styleId="TOC8">
     <w:name w:val="toc 8"/>
-    <w:basedOn w:val="user2"/>
+    <w:basedOn w:val="Style16"/>
     <w:pPr/>
     <w:rPr/>
   </w:style>
   <w:style w:type="paragraph" w:styleId="TOC9">
     <w:name w:val="toc 9"/>
-    <w:basedOn w:val="user2"/>
+    <w:basedOn w:val="Style16"/>
     <w:pPr/>
     <w:rPr/>
   </w:style>
-  <w:style w:type="paragraph" w:styleId="user7">
-    <w:name w:val="Рисунок (user)"/>
+  <w:style w:type="paragraph" w:styleId="Style21">
+    <w:name w:val="Рисунок"/>
     <w:basedOn w:val="Caption"/>
     <w:qFormat/>
     <w:pPr>
@@ -2937,15 +4721,15 @@
       <w:sz w:val="28"/>
     </w:rPr>
   </w:style>
-  <w:style w:type="numbering" w:styleId="user8" w:customStyle="1">
-    <w:name w:val="Без списка (user)"/>
+  <w:style w:type="numbering" w:styleId="Style22" w:customStyle="1">
+    <w:name w:val="Без списка"/>
     <w:uiPriority w:val="99"/>
     <w:semiHidden/>
     <w:unhideWhenUsed/>
     <w:qFormat/>
   </w:style>
-  <w:style w:type="numbering" w:styleId="Style22" w:customStyle="1">
-    <w:name w:val="Без списка"/>
+  <w:style w:type="numbering" w:styleId="user8" w:customStyle="1">
+    <w:name w:val="Без списка (user)"/>
     <w:uiPriority w:val="99"/>
     <w:semiHidden/>
     <w:unhideWhenUsed/>
